--- a/theory assignment/unit 3/report.docx
+++ b/theory assignment/unit 3/report.docx
@@ -1,6 +1,6 @@
 
 <file path=word/document.xml><?xml version="1.0" encoding="utf-8"?>
-<w:document xmlns:wpc="http://schemas.microsoft.com/office/word/2010/wordprocessingCanvas" xmlns:cx="http://schemas.microsoft.com/office/drawing/2014/chartex" xmlns:cx1="http://schemas.microsoft.com/office/drawing/2015/9/8/chartex" xmlns:cx2="http://schemas.microsoft.com/office/drawing/2015/10/21/chartex" xmlns:cx3="http://schemas.microsoft.com/office/drawing/2016/5/9/chartex" xmlns:cx4="http://schemas.microsoft.com/office/drawing/2016/5/10/chartex" xmlns:cx5="http://schemas.microsoft.com/office/drawing/2016/5/11/chartex" xmlns:cx6="http://schemas.microsoft.com/office/drawing/2016/5/12/chartex" xmlns:cx7="http://schemas.microsoft.com/office/drawing/2016/5/13/chartex" xmlns:cx8="http://schemas.microsoft.com/office/drawing/2016/5/14/chartex" xmlns:mc="http://schemas.openxmlformats.org/markup-compatibility/2006" xmlns:aink="http://schemas.microsoft.com/office/drawing/2016/ink" xmlns:am3d="http://schemas.microsoft.com/office/drawing/2017/model3d" xmlns:o="urn:schemas-microsoft-com:office:office" xmlns:oel="http://schemas.microsoft.com/office/2019/extlst" xmlns:r="http://schemas.openxmlformats.org/officeDocument/2006/relationships" xmlns:m="http://schemas.openxmlformats.org/officeDocument/2006/math" xmlns:v="urn:schemas-microsoft-com:vml" xmlns:wp14="http://schemas.microsoft.com/office/word/2010/wordprocessingDrawing" xmlns:wp="http://schemas.openxmlformats.org/drawingml/2006/wordprocessingDrawing" xmlns:w10="urn:schemas-microsoft-com:office:word" xmlns:w="http://schemas.openxmlformats.org/wordprocessingml/2006/main" xmlns:w14="http://schemas.microsoft.com/office/word/2010/wordml" xmlns:w15="http://schemas.microsoft.com/office/word/2012/wordml" xmlns:w16cex="http://schemas.microsoft.com/office/word/2018/wordml/cex" xmlns:w16cid="http://schemas.microsoft.com/office/word/2016/wordml/cid" xmlns:w16="http://schemas.microsoft.com/office/word/2018/wordml" xmlns:w16du="http://schemas.microsoft.com/office/word/2023/wordml/word16du" xmlns:w16sdtdh="http://schemas.microsoft.com/office/word/2020/wordml/sdtdatahash" xmlns:w16sdtfl="http://schemas.microsoft.com/office/word/2024/wordml/sdtformatlock" xmlns:w16se="http://schemas.microsoft.com/office/word/2015/wordml/symex" xmlns:wpg="http://schemas.microsoft.com/office/word/2010/wordprocessingGroup" xmlns:wpi="http://schemas.microsoft.com/office/word/2010/wordprocessingInk" xmlns:wne="http://schemas.microsoft.com/office/word/2006/wordml" xmlns:wps="http://schemas.microsoft.com/office/word/2010/wordprocessingShape" mc:Ignorable="w14 w15 w16se w16cid w16 w16cex w16sdtdh w16sdtfl w16du wp14">
+<w:document xmlns:wpc="http://schemas.microsoft.com/office/word/2010/wordprocessingCanvas" xmlns:cx="http://schemas.microsoft.com/office/drawing/2014/chartex" xmlns:cx1="http://schemas.microsoft.com/office/drawing/2015/9/8/chartex" xmlns:cx2="http://schemas.microsoft.com/office/drawing/2015/10/21/chartex" xmlns:cx3="http://schemas.microsoft.com/office/drawing/2016/5/9/chartex" xmlns:cx4="http://schemas.microsoft.com/office/drawing/2016/5/10/chartex" xmlns:cx5="http://schemas.microsoft.com/office/drawing/2016/5/11/chartex" xmlns:cx6="http://schemas.microsoft.com/office/drawing/2016/5/12/chartex" xmlns:cx7="http://schemas.microsoft.com/office/drawing/2016/5/13/chartex" xmlns:cx8="http://schemas.microsoft.com/office/drawing/2016/5/14/chartex" xmlns:mc="http://schemas.openxmlformats.org/markup-compatibility/2006" xmlns:aink="http://schemas.microsoft.com/office/drawing/2016/ink" xmlns:am3d="http://schemas.microsoft.com/office/drawing/2017/model3d" xmlns:o="urn:schemas-microsoft-com:office:office" xmlns:oel="http://schemas.microsoft.com/office/2019/extlst" xmlns:r="http://schemas.openxmlformats.org/officeDocument/2006/relationships" xmlns:m="http://schemas.openxmlformats.org/officeDocument/2006/math" xmlns:v="urn:schemas-microsoft-com:vml" xmlns:wp14="http://schemas.microsoft.com/office/word/2010/wordprocessingDrawing" xmlns:wp="http://schemas.openxmlformats.org/drawingml/2006/wordprocessingDrawing" xmlns:a="http://schemas.openxmlformats.org/drawingml/2006/main" xmlns:pic="http://schemas.openxmlformats.org/drawingml/2006/picture" xmlns:c="http://schemas.openxmlformats.org/drawingml/2006/chart" xmlns:dgm="http://schemas.openxmlformats.org/drawingml/2006/diagram" xmlns:lc="http://schemas.openxmlformats.org/drawingml/2006/lockedCanvas" xmlns:w10="urn:schemas-microsoft-com:office:word" xmlns:w="http://schemas.openxmlformats.org/wordprocessingml/2006/main" xmlns:w14="http://schemas.microsoft.com/office/word/2010/wordml" xmlns:w15="http://schemas.microsoft.com/office/word/2012/wordml" xmlns:w16cex="http://schemas.microsoft.com/office/word/2018/wordml/cex" xmlns:w16cid="http://schemas.microsoft.com/office/word/2016/wordml/cid" xmlns:w16="http://schemas.microsoft.com/office/word/2018/wordml" xmlns:w16du="http://schemas.microsoft.com/office/word/2023/wordml/word16du" xmlns:w16sdtdh="http://schemas.microsoft.com/office/word/2020/wordml/sdtdatahash" xmlns:w16sdtfl="http://schemas.microsoft.com/office/word/2024/wordml/sdtformatlock" xmlns:w16se="http://schemas.microsoft.com/office/word/2015/wordml/symex" xmlns:wpg="http://schemas.microsoft.com/office/word/2010/wordprocessingGroup" xmlns:wpi="http://schemas.microsoft.com/office/word/2010/wordprocessingInk" xmlns:wne="http://schemas.microsoft.com/office/word/2006/wordml" xmlns:wps="http://schemas.microsoft.com/office/word/2010/wordprocessingShape" mc:Ignorable="w14 w15 w16se w16cid w16 w16cex w16sdtdh w16sdtfl w16du wp14">
   <w:body>
     <w:p>
       <w:pPr>
@@ -697,7 +697,6 @@
           <w:szCs w:val="36"/>
           <w:u w:val="single"/>
         </w:rPr>
-        <w:lastRenderedPageBreak/>
         <w:t>Task-</w:t>
       </w:r>
       <w:r>
@@ -765,17 +764,9 @@
         </w:rPr>
       </w:pPr>
       <w:r>
-        <w:rPr>
-          <w:b/>
-          <w:bCs/>
-          <w:noProof/>
-          <w:sz w:val="48"/>
-          <w:szCs w:val="48"/>
-          <w:u w:val="single"/>
-        </w:rPr>
         <w:drawing>
           <wp:inline distT="0" distB="0" distL="0" distR="0" wp14:anchorId="62FD0FAC" wp14:editId="79F772C3">
-            <wp:extent cx="3893820" cy="5593969"/>
+            <wp:extent cx="3895725" cy="5591175"/>
             <wp:effectExtent l="0" t="0" r="0" b="6985"/>
             <wp:docPr id="100400027" name="Picture 1"/>
             <wp:cNvGraphicFramePr>
@@ -828,16 +819,9 @@
         </w:rPr>
       </w:pPr>
       <w:r>
-        <w:rPr>
-          <w:noProof/>
-          <w:sz w:val="48"/>
-          <w:szCs w:val="48"/>
-          <w:u w:val="single"/>
-        </w:rPr>
-        <w:lastRenderedPageBreak/>
         <w:drawing>
           <wp:inline distT="0" distB="0" distL="0" distR="0" wp14:anchorId="282B9D4F" wp14:editId="4454D1B3">
-            <wp:extent cx="4838700" cy="6864400"/>
+            <wp:extent cx="4838700" cy="6867525"/>
             <wp:effectExtent l="0" t="0" r="0" b="0"/>
             <wp:docPr id="1690325815" name="Picture 1"/>
             <wp:cNvGraphicFramePr>
@@ -881,16 +865,9 @@
         </w:rPr>
       </w:pPr>
       <w:r>
-        <w:rPr>
-          <w:noProof/>
-          <w:sz w:val="48"/>
-          <w:szCs w:val="48"/>
-          <w:u w:val="single"/>
-        </w:rPr>
-        <w:lastRenderedPageBreak/>
         <w:drawing>
           <wp:inline distT="0" distB="0" distL="0" distR="0" wp14:anchorId="0B250402" wp14:editId="17110F23">
-            <wp:extent cx="5242560" cy="7679055"/>
+            <wp:extent cx="5238750" cy="7677150"/>
             <wp:effectExtent l="0" t="0" r="0" b="0"/>
             <wp:docPr id="1642495626" name="Picture 1"/>
             <wp:cNvGraphicFramePr>
@@ -957,7 +934,6 @@
           <w:szCs w:val="36"/>
           <w:u w:val="single"/>
         </w:rPr>
-        <w:lastRenderedPageBreak/>
         <w:t>Task -5</w:t>
       </w:r>
       <w:r>
@@ -1005,15 +981,9 @@
         </w:rPr>
       </w:pPr>
       <w:r>
-        <w:rPr>
-          <w:noProof/>
-          <w:sz w:val="48"/>
-          <w:szCs w:val="48"/>
-          <w:u w:val="single"/>
-        </w:rPr>
         <w:drawing>
           <wp:inline distT="0" distB="0" distL="0" distR="0" wp14:anchorId="522AB754" wp14:editId="4BC7E788">
-            <wp:extent cx="5534797" cy="2657846"/>
+            <wp:extent cx="5534025" cy="2657475"/>
             <wp:effectExtent l="0" t="0" r="0" b="9525"/>
             <wp:docPr id="1285399962" name="Picture 1"/>
             <wp:cNvGraphicFramePr>
@@ -1079,16 +1049,9 @@
         </w:rPr>
       </w:pPr>
       <w:r>
-        <w:rPr>
-          <w:b/>
-          <w:bCs/>
-          <w:noProof/>
-          <w:sz w:val="36"/>
-          <w:szCs w:val="36"/>
-        </w:rPr>
         <w:drawing>
           <wp:inline distT="0" distB="0" distL="0" distR="0" wp14:anchorId="7B9C39A0" wp14:editId="02A073C3">
-            <wp:extent cx="5731510" cy="900430"/>
+            <wp:extent cx="5734050" cy="904875"/>
             <wp:effectExtent l="0" t="0" r="2540" b="0"/>
             <wp:docPr id="1450282820" name="Picture 1"/>
             <wp:cNvGraphicFramePr>
@@ -1287,7 +1250,6 @@
           <w:sz w:val="36"/>
           <w:szCs w:val="36"/>
         </w:rPr>
-        <w:lastRenderedPageBreak/>
         <w:t>Observation:</w:t>
       </w:r>
       <w:r>
@@ -1306,12 +1268,8 @@
         </w:rPr>
       </w:pPr>
       <w:r>
-        <w:rPr>
-          <w:sz w:val="36"/>
-          <w:szCs w:val="36"/>
-        </w:rPr>
-        <w:pict w14:anchorId="4762ECFF">
-          <v:rect id="_x0000_i1025" style="width:0;height:1.5pt" o:hralign="center" o:hrstd="t" o:hr="t" fillcolor="#a0a0a0" stroked="f"/>
+        <w:pict w14:anchorId="822960466">
+          <v:rect id="_x0000_i1025" fillcolor="#a0a0a0" style="width:0;height:1.5pt" o:hralign="center" o:hrstd="t" o:hr="t" stroked="f"/>
         </w:pict>
       </w:r>
     </w:p>
@@ -1576,7 +1534,6 @@
           <w:szCs w:val="36"/>
           <w:u w:val="single"/>
         </w:rPr>
-        <w:lastRenderedPageBreak/>
         <w:t xml:space="preserve">Task </w:t>
       </w:r>
       <w:r>
@@ -1900,7 +1857,6 @@
           <w:sz w:val="32"/>
           <w:szCs w:val="32"/>
         </w:rPr>
-        <w:lastRenderedPageBreak/>
         <w:t>degraded significantly. Since the pivot is always the largest element, the partitions become highly unbalanced (size n-1and 0), leading to O(n^2) complexity and deep recursion.</w:t>
       </w:r>
     </w:p>
@@ -1998,16 +1954,9 @@
         </w:rPr>
       </w:pPr>
       <w:r>
-        <w:rPr>
-          <w:b/>
-          <w:bCs/>
-          <w:sz w:val="32"/>
-          <w:szCs w:val="32"/>
-          <w:u w:val="single"/>
-        </w:rPr>
         <w:drawing>
           <wp:inline distT="0" distB="0" distL="0" distR="0" wp14:anchorId="3B8AC602" wp14:editId="5E3352C1">
-            <wp:extent cx="3520440" cy="3410148"/>
+            <wp:extent cx="3524250" cy="3409950"/>
             <wp:effectExtent l="0" t="0" r="3810" b="0"/>
             <wp:docPr id="519610034" name="Picture 1"/>
             <wp:cNvGraphicFramePr>
@@ -2053,17 +2002,9 @@
         </w:rPr>
       </w:pPr>
       <w:r>
-        <w:rPr>
-          <w:b/>
-          <w:bCs/>
-          <w:sz w:val="32"/>
-          <w:szCs w:val="32"/>
-          <w:u w:val="single"/>
-        </w:rPr>
-        <w:lastRenderedPageBreak/>
         <w:drawing>
           <wp:inline distT="0" distB="0" distL="0" distR="0" wp14:anchorId="4A61DB74" wp14:editId="0814E59A">
-            <wp:extent cx="4701954" cy="2903220"/>
+            <wp:extent cx="4705350" cy="2905125"/>
             <wp:effectExtent l="0" t="0" r="3810" b="0"/>
             <wp:docPr id="283227300" name="Picture 1"/>
             <wp:cNvGraphicFramePr>
@@ -2270,7 +2211,6 @@
           <w:szCs w:val="36"/>
           <w:u w:val="single"/>
         </w:rPr>
-        <w:lastRenderedPageBreak/>
         <w:t>Required Test Cases</w:t>
       </w:r>
     </w:p>
@@ -2285,16 +2225,9 @@
         </w:rPr>
       </w:pPr>
       <w:r>
-        <w:rPr>
-          <w:b/>
-          <w:bCs/>
-          <w:sz w:val="36"/>
-          <w:szCs w:val="36"/>
-          <w:u w:val="single"/>
-        </w:rPr>
         <w:drawing>
           <wp:inline distT="0" distB="0" distL="0" distR="0" wp14:anchorId="16A896BB" wp14:editId="077B162D">
-            <wp:extent cx="3457006" cy="5207000"/>
+            <wp:extent cx="3457575" cy="5210175"/>
             <wp:effectExtent l="0" t="0" r="0" b="0"/>
             <wp:docPr id="990253689" name="Picture 1"/>
             <wp:cNvGraphicFramePr>
@@ -2340,16 +2273,9 @@
         </w:rPr>
       </w:pPr>
       <w:r>
-        <w:rPr>
-          <w:b/>
-          <w:bCs/>
-          <w:sz w:val="36"/>
-          <w:szCs w:val="36"/>
-          <w:u w:val="single"/>
-        </w:rPr>
         <w:drawing>
           <wp:inline distT="0" distB="0" distL="0" distR="0" wp14:anchorId="0D12207A" wp14:editId="44702A3A">
-            <wp:extent cx="3568700" cy="2774732"/>
+            <wp:extent cx="3571875" cy="2771775"/>
             <wp:effectExtent l="0" t="0" r="0" b="6985"/>
             <wp:docPr id="1907436491" name="Picture 1"/>
             <wp:cNvGraphicFramePr>
@@ -2394,18 +2320,32 @@
           <w:u w:val="single"/>
         </w:rPr>
       </w:pPr>
-      <w:r>
-        <w:rPr>
-          <w:b/>
-          <w:bCs/>
-          <w:sz w:val="36"/>
-          <w:szCs w:val="36"/>
-          <w:u w:val="single"/>
-        </w:rPr>
-        <w:lastRenderedPageBreak/>
+    </w:p>
+    <w:p>
+      <w:pPr>
+        <w:rPr>
+          <w:b/>
+          <w:bCs/>
+          <w:sz w:val="36"/>
+          <w:szCs w:val="36"/>
+          <w:u w:val="single"/>
+        </w:rPr>
+      </w:pPr>
+    </w:p>
+    <w:p>
+      <w:pPr>
+        <w:rPr>
+          <w:b/>
+          <w:bCs/>
+          <w:sz w:val="36"/>
+          <w:szCs w:val="36"/>
+          <w:u w:val="single"/>
+        </w:rPr>
+      </w:pPr>
+      <w:r>
         <w:drawing>
           <wp:inline distT="0" distB="0" distL="0" distR="0" wp14:anchorId="778A9EC9" wp14:editId="230E7E81">
-            <wp:extent cx="4146550" cy="3042285"/>
+            <wp:extent cx="4143375" cy="3038475"/>
             <wp:effectExtent l="0" t="0" r="6350" b="5715"/>
             <wp:docPr id="1903854455" name="Picture 1"/>
             <wp:cNvGraphicFramePr>
@@ -2440,6 +2380,31 @@
         </w:drawing>
       </w:r>
     </w:p>
+    <w:p/>
+    <w:p/>
+    <w:p>
+      <w:r>
+        <w:rPr>
+          <w:b/>
+        </w:rPr>
+        <w:t>Github link:-</w:t>
+      </w:r>
+      <w:hyperlink w:history="1" r:id="rId17">
+        <w:r>
+          <w:rPr>
+            <w:rStyle w:val="Hyperlink"/>
+            <w:kern w:val="2"/>
+            <w:szCs w:val="22"/>
+            <w:lang w:val="en-IN" w:eastAsia="en-US" w:bidi="ar-SA"/>
+            <w14:ligatures w14:val="standardContextual"/>
+            <w:rFonts w:ascii="Aptos" w:hAnsi="Aptos" w:eastAsia="Aptos" w:cs="Aptos"/>
+            <w:sz w:val="22"/>
+            <w:u w:val="single"/>
+          </w:rPr>
+          <w:t>https://github.com/ajiteshgusain/dsa-assignment/tree/main/theory%20assignment/unit%203</w:t>
+        </w:r>
+      </w:hyperlink>
+    </w:p>
     <w:sectPr>
       <w:pgSz w:w="11906" w:h="16838"/>
       <w:pgMar w:top="1440" w:right="1440" w:bottom="1440" w:left="1440" w:header="708" w:footer="708" w:gutter="0"/>
@@ -2750,155 +2715,6 @@
       </w:rPr>
     </w:lvl>
   </w:abstractNum>
-  <w:abstractNum w:abstractNumId="2" w15:restartNumberingAfterBreak="0">
-    <w:nsid w:val="100D03F7"/>
-    <w:multiLevelType w:val="multilevel"/>
-    <w:tmpl w:val="8E024B36"/>
-    <w:lvl w:ilvl="0">
-      <w:start w:val="1"/>
-      <w:numFmt w:val="bullet"/>
-      <w:lvlText w:val=""/>
-      <w:lvlJc w:val="left"/>
-      <w:pPr>
-        <w:tabs>
-          <w:tab w:val="num" w:pos="720"/>
-        </w:tabs>
-        <w:ind w:left="720" w:hanging="360"/>
-      </w:pPr>
-      <w:rPr>
-        <w:rFonts w:ascii="Symbol" w:hAnsi="Symbol" w:hint="default"/>
-        <w:sz w:val="20"/>
-      </w:rPr>
-    </w:lvl>
-    <w:lvl w:ilvl="1" w:tentative="1">
-      <w:start w:val="1"/>
-      <w:numFmt w:val="bullet"/>
-      <w:lvlText w:val="o"/>
-      <w:lvlJc w:val="left"/>
-      <w:pPr>
-        <w:tabs>
-          <w:tab w:val="num" w:pos="1440"/>
-        </w:tabs>
-        <w:ind w:left="1440" w:hanging="360"/>
-      </w:pPr>
-      <w:rPr>
-        <w:rFonts w:ascii="Courier New" w:hAnsi="Courier New" w:hint="default"/>
-        <w:sz w:val="20"/>
-      </w:rPr>
-    </w:lvl>
-    <w:lvl w:ilvl="2" w:tentative="1">
-      <w:start w:val="1"/>
-      <w:numFmt w:val="bullet"/>
-      <w:lvlText w:val=""/>
-      <w:lvlJc w:val="left"/>
-      <w:pPr>
-        <w:tabs>
-          <w:tab w:val="num" w:pos="2160"/>
-        </w:tabs>
-        <w:ind w:left="2160" w:hanging="360"/>
-      </w:pPr>
-      <w:rPr>
-        <w:rFonts w:ascii="Wingdings" w:hAnsi="Wingdings" w:hint="default"/>
-        <w:sz w:val="20"/>
-      </w:rPr>
-    </w:lvl>
-    <w:lvl w:ilvl="3" w:tentative="1">
-      <w:start w:val="1"/>
-      <w:numFmt w:val="bullet"/>
-      <w:lvlText w:val=""/>
-      <w:lvlJc w:val="left"/>
-      <w:pPr>
-        <w:tabs>
-          <w:tab w:val="num" w:pos="2880"/>
-        </w:tabs>
-        <w:ind w:left="2880" w:hanging="360"/>
-      </w:pPr>
-      <w:rPr>
-        <w:rFonts w:ascii="Wingdings" w:hAnsi="Wingdings" w:hint="default"/>
-        <w:sz w:val="20"/>
-      </w:rPr>
-    </w:lvl>
-    <w:lvl w:ilvl="4" w:tentative="1">
-      <w:start w:val="1"/>
-      <w:numFmt w:val="bullet"/>
-      <w:lvlText w:val=""/>
-      <w:lvlJc w:val="left"/>
-      <w:pPr>
-        <w:tabs>
-          <w:tab w:val="num" w:pos="3600"/>
-        </w:tabs>
-        <w:ind w:left="3600" w:hanging="360"/>
-      </w:pPr>
-      <w:rPr>
-        <w:rFonts w:ascii="Wingdings" w:hAnsi="Wingdings" w:hint="default"/>
-        <w:sz w:val="20"/>
-      </w:rPr>
-    </w:lvl>
-    <w:lvl w:ilvl="5" w:tentative="1">
-      <w:start w:val="1"/>
-      <w:numFmt w:val="bullet"/>
-      <w:lvlText w:val=""/>
-      <w:lvlJc w:val="left"/>
-      <w:pPr>
-        <w:tabs>
-          <w:tab w:val="num" w:pos="4320"/>
-        </w:tabs>
-        <w:ind w:left="4320" w:hanging="360"/>
-      </w:pPr>
-      <w:rPr>
-        <w:rFonts w:ascii="Wingdings" w:hAnsi="Wingdings" w:hint="default"/>
-        <w:sz w:val="20"/>
-      </w:rPr>
-    </w:lvl>
-    <w:lvl w:ilvl="6" w:tentative="1">
-      <w:start w:val="1"/>
-      <w:numFmt w:val="bullet"/>
-      <w:lvlText w:val=""/>
-      <w:lvlJc w:val="left"/>
-      <w:pPr>
-        <w:tabs>
-          <w:tab w:val="num" w:pos="5040"/>
-        </w:tabs>
-        <w:ind w:left="5040" w:hanging="360"/>
-      </w:pPr>
-      <w:rPr>
-        <w:rFonts w:ascii="Wingdings" w:hAnsi="Wingdings" w:hint="default"/>
-        <w:sz w:val="20"/>
-      </w:rPr>
-    </w:lvl>
-    <w:lvl w:ilvl="7" w:tentative="1">
-      <w:start w:val="1"/>
-      <w:numFmt w:val="bullet"/>
-      <w:lvlText w:val=""/>
-      <w:lvlJc w:val="left"/>
-      <w:pPr>
-        <w:tabs>
-          <w:tab w:val="num" w:pos="5760"/>
-        </w:tabs>
-        <w:ind w:left="5760" w:hanging="360"/>
-      </w:pPr>
-      <w:rPr>
-        <w:rFonts w:ascii="Wingdings" w:hAnsi="Wingdings" w:hint="default"/>
-        <w:sz w:val="20"/>
-      </w:rPr>
-    </w:lvl>
-    <w:lvl w:ilvl="8" w:tentative="1">
-      <w:start w:val="1"/>
-      <w:numFmt w:val="bullet"/>
-      <w:lvlText w:val=""/>
-      <w:lvlJc w:val="left"/>
-      <w:pPr>
-        <w:tabs>
-          <w:tab w:val="num" w:pos="6480"/>
-        </w:tabs>
-        <w:ind w:left="6480" w:hanging="360"/>
-      </w:pPr>
-      <w:rPr>
-        <w:rFonts w:ascii="Wingdings" w:hAnsi="Wingdings" w:hint="default"/>
-        <w:sz w:val="20"/>
-      </w:rPr>
-    </w:lvl>
-  </w:abstractNum>
   <w:abstractNum w:abstractNumId="3" w15:restartNumberingAfterBreak="0">
     <w:nsid w:val="145E1B35"/>
     <w:multiLevelType w:val="multilevel"/>
@@ -3197,453 +3013,6 @@
       </w:rPr>
     </w:lvl>
   </w:abstractNum>
-  <w:abstractNum w:abstractNumId="5" w15:restartNumberingAfterBreak="0">
-    <w:nsid w:val="2ED9074B"/>
-    <w:multiLevelType w:val="multilevel"/>
-    <w:tmpl w:val="F932AE58"/>
-    <w:lvl w:ilvl="0">
-      <w:start w:val="1"/>
-      <w:numFmt w:val="bullet"/>
-      <w:lvlText w:val=""/>
-      <w:lvlJc w:val="left"/>
-      <w:pPr>
-        <w:tabs>
-          <w:tab w:val="num" w:pos="720"/>
-        </w:tabs>
-        <w:ind w:left="720" w:hanging="360"/>
-      </w:pPr>
-      <w:rPr>
-        <w:rFonts w:ascii="Symbol" w:hAnsi="Symbol" w:hint="default"/>
-        <w:sz w:val="20"/>
-      </w:rPr>
-    </w:lvl>
-    <w:lvl w:ilvl="1" w:tentative="1">
-      <w:start w:val="1"/>
-      <w:numFmt w:val="bullet"/>
-      <w:lvlText w:val="o"/>
-      <w:lvlJc w:val="left"/>
-      <w:pPr>
-        <w:tabs>
-          <w:tab w:val="num" w:pos="1440"/>
-        </w:tabs>
-        <w:ind w:left="1440" w:hanging="360"/>
-      </w:pPr>
-      <w:rPr>
-        <w:rFonts w:ascii="Courier New" w:hAnsi="Courier New" w:hint="default"/>
-        <w:sz w:val="20"/>
-      </w:rPr>
-    </w:lvl>
-    <w:lvl w:ilvl="2" w:tentative="1">
-      <w:start w:val="1"/>
-      <w:numFmt w:val="bullet"/>
-      <w:lvlText w:val=""/>
-      <w:lvlJc w:val="left"/>
-      <w:pPr>
-        <w:tabs>
-          <w:tab w:val="num" w:pos="2160"/>
-        </w:tabs>
-        <w:ind w:left="2160" w:hanging="360"/>
-      </w:pPr>
-      <w:rPr>
-        <w:rFonts w:ascii="Wingdings" w:hAnsi="Wingdings" w:hint="default"/>
-        <w:sz w:val="20"/>
-      </w:rPr>
-    </w:lvl>
-    <w:lvl w:ilvl="3" w:tentative="1">
-      <w:start w:val="1"/>
-      <w:numFmt w:val="bullet"/>
-      <w:lvlText w:val=""/>
-      <w:lvlJc w:val="left"/>
-      <w:pPr>
-        <w:tabs>
-          <w:tab w:val="num" w:pos="2880"/>
-        </w:tabs>
-        <w:ind w:left="2880" w:hanging="360"/>
-      </w:pPr>
-      <w:rPr>
-        <w:rFonts w:ascii="Wingdings" w:hAnsi="Wingdings" w:hint="default"/>
-        <w:sz w:val="20"/>
-      </w:rPr>
-    </w:lvl>
-    <w:lvl w:ilvl="4" w:tentative="1">
-      <w:start w:val="1"/>
-      <w:numFmt w:val="bullet"/>
-      <w:lvlText w:val=""/>
-      <w:lvlJc w:val="left"/>
-      <w:pPr>
-        <w:tabs>
-          <w:tab w:val="num" w:pos="3600"/>
-        </w:tabs>
-        <w:ind w:left="3600" w:hanging="360"/>
-      </w:pPr>
-      <w:rPr>
-        <w:rFonts w:ascii="Wingdings" w:hAnsi="Wingdings" w:hint="default"/>
-        <w:sz w:val="20"/>
-      </w:rPr>
-    </w:lvl>
-    <w:lvl w:ilvl="5" w:tentative="1">
-      <w:start w:val="1"/>
-      <w:numFmt w:val="bullet"/>
-      <w:lvlText w:val=""/>
-      <w:lvlJc w:val="left"/>
-      <w:pPr>
-        <w:tabs>
-          <w:tab w:val="num" w:pos="4320"/>
-        </w:tabs>
-        <w:ind w:left="4320" w:hanging="360"/>
-      </w:pPr>
-      <w:rPr>
-        <w:rFonts w:ascii="Wingdings" w:hAnsi="Wingdings" w:hint="default"/>
-        <w:sz w:val="20"/>
-      </w:rPr>
-    </w:lvl>
-    <w:lvl w:ilvl="6" w:tentative="1">
-      <w:start w:val="1"/>
-      <w:numFmt w:val="bullet"/>
-      <w:lvlText w:val=""/>
-      <w:lvlJc w:val="left"/>
-      <w:pPr>
-        <w:tabs>
-          <w:tab w:val="num" w:pos="5040"/>
-        </w:tabs>
-        <w:ind w:left="5040" w:hanging="360"/>
-      </w:pPr>
-      <w:rPr>
-        <w:rFonts w:ascii="Wingdings" w:hAnsi="Wingdings" w:hint="default"/>
-        <w:sz w:val="20"/>
-      </w:rPr>
-    </w:lvl>
-    <w:lvl w:ilvl="7" w:tentative="1">
-      <w:start w:val="1"/>
-      <w:numFmt w:val="bullet"/>
-      <w:lvlText w:val=""/>
-      <w:lvlJc w:val="left"/>
-      <w:pPr>
-        <w:tabs>
-          <w:tab w:val="num" w:pos="5760"/>
-        </w:tabs>
-        <w:ind w:left="5760" w:hanging="360"/>
-      </w:pPr>
-      <w:rPr>
-        <w:rFonts w:ascii="Wingdings" w:hAnsi="Wingdings" w:hint="default"/>
-        <w:sz w:val="20"/>
-      </w:rPr>
-    </w:lvl>
-    <w:lvl w:ilvl="8" w:tentative="1">
-      <w:start w:val="1"/>
-      <w:numFmt w:val="bullet"/>
-      <w:lvlText w:val=""/>
-      <w:lvlJc w:val="left"/>
-      <w:pPr>
-        <w:tabs>
-          <w:tab w:val="num" w:pos="6480"/>
-        </w:tabs>
-        <w:ind w:left="6480" w:hanging="360"/>
-      </w:pPr>
-      <w:rPr>
-        <w:rFonts w:ascii="Wingdings" w:hAnsi="Wingdings" w:hint="default"/>
-        <w:sz w:val="20"/>
-      </w:rPr>
-    </w:lvl>
-  </w:abstractNum>
-  <w:abstractNum w:abstractNumId="6" w15:restartNumberingAfterBreak="0">
-    <w:nsid w:val="3065563A"/>
-    <w:multiLevelType w:val="multilevel"/>
-    <w:tmpl w:val="816457B2"/>
-    <w:lvl w:ilvl="0">
-      <w:start w:val="1"/>
-      <w:numFmt w:val="bullet"/>
-      <w:lvlText w:val=""/>
-      <w:lvlJc w:val="left"/>
-      <w:pPr>
-        <w:tabs>
-          <w:tab w:val="num" w:pos="720"/>
-        </w:tabs>
-        <w:ind w:left="720" w:hanging="360"/>
-      </w:pPr>
-      <w:rPr>
-        <w:rFonts w:ascii="Symbol" w:hAnsi="Symbol" w:hint="default"/>
-        <w:sz w:val="20"/>
-      </w:rPr>
-    </w:lvl>
-    <w:lvl w:ilvl="1">
-      <w:start w:val="1"/>
-      <w:numFmt w:val="bullet"/>
-      <w:lvlText w:val="o"/>
-      <w:lvlJc w:val="left"/>
-      <w:pPr>
-        <w:tabs>
-          <w:tab w:val="num" w:pos="1440"/>
-        </w:tabs>
-        <w:ind w:left="1440" w:hanging="360"/>
-      </w:pPr>
-      <w:rPr>
-        <w:rFonts w:ascii="Courier New" w:hAnsi="Courier New" w:hint="default"/>
-        <w:sz w:val="20"/>
-      </w:rPr>
-    </w:lvl>
-    <w:lvl w:ilvl="2" w:tentative="1">
-      <w:start w:val="1"/>
-      <w:numFmt w:val="bullet"/>
-      <w:lvlText w:val=""/>
-      <w:lvlJc w:val="left"/>
-      <w:pPr>
-        <w:tabs>
-          <w:tab w:val="num" w:pos="2160"/>
-        </w:tabs>
-        <w:ind w:left="2160" w:hanging="360"/>
-      </w:pPr>
-      <w:rPr>
-        <w:rFonts w:ascii="Wingdings" w:hAnsi="Wingdings" w:hint="default"/>
-        <w:sz w:val="20"/>
-      </w:rPr>
-    </w:lvl>
-    <w:lvl w:ilvl="3" w:tentative="1">
-      <w:start w:val="1"/>
-      <w:numFmt w:val="bullet"/>
-      <w:lvlText w:val=""/>
-      <w:lvlJc w:val="left"/>
-      <w:pPr>
-        <w:tabs>
-          <w:tab w:val="num" w:pos="2880"/>
-        </w:tabs>
-        <w:ind w:left="2880" w:hanging="360"/>
-      </w:pPr>
-      <w:rPr>
-        <w:rFonts w:ascii="Wingdings" w:hAnsi="Wingdings" w:hint="default"/>
-        <w:sz w:val="20"/>
-      </w:rPr>
-    </w:lvl>
-    <w:lvl w:ilvl="4" w:tentative="1">
-      <w:start w:val="1"/>
-      <w:numFmt w:val="bullet"/>
-      <w:lvlText w:val=""/>
-      <w:lvlJc w:val="left"/>
-      <w:pPr>
-        <w:tabs>
-          <w:tab w:val="num" w:pos="3600"/>
-        </w:tabs>
-        <w:ind w:left="3600" w:hanging="360"/>
-      </w:pPr>
-      <w:rPr>
-        <w:rFonts w:ascii="Wingdings" w:hAnsi="Wingdings" w:hint="default"/>
-        <w:sz w:val="20"/>
-      </w:rPr>
-    </w:lvl>
-    <w:lvl w:ilvl="5" w:tentative="1">
-      <w:start w:val="1"/>
-      <w:numFmt w:val="bullet"/>
-      <w:lvlText w:val=""/>
-      <w:lvlJc w:val="left"/>
-      <w:pPr>
-        <w:tabs>
-          <w:tab w:val="num" w:pos="4320"/>
-        </w:tabs>
-        <w:ind w:left="4320" w:hanging="360"/>
-      </w:pPr>
-      <w:rPr>
-        <w:rFonts w:ascii="Wingdings" w:hAnsi="Wingdings" w:hint="default"/>
-        <w:sz w:val="20"/>
-      </w:rPr>
-    </w:lvl>
-    <w:lvl w:ilvl="6" w:tentative="1">
-      <w:start w:val="1"/>
-      <w:numFmt w:val="bullet"/>
-      <w:lvlText w:val=""/>
-      <w:lvlJc w:val="left"/>
-      <w:pPr>
-        <w:tabs>
-          <w:tab w:val="num" w:pos="5040"/>
-        </w:tabs>
-        <w:ind w:left="5040" w:hanging="360"/>
-      </w:pPr>
-      <w:rPr>
-        <w:rFonts w:ascii="Wingdings" w:hAnsi="Wingdings" w:hint="default"/>
-        <w:sz w:val="20"/>
-      </w:rPr>
-    </w:lvl>
-    <w:lvl w:ilvl="7" w:tentative="1">
-      <w:start w:val="1"/>
-      <w:numFmt w:val="bullet"/>
-      <w:lvlText w:val=""/>
-      <w:lvlJc w:val="left"/>
-      <w:pPr>
-        <w:tabs>
-          <w:tab w:val="num" w:pos="5760"/>
-        </w:tabs>
-        <w:ind w:left="5760" w:hanging="360"/>
-      </w:pPr>
-      <w:rPr>
-        <w:rFonts w:ascii="Wingdings" w:hAnsi="Wingdings" w:hint="default"/>
-        <w:sz w:val="20"/>
-      </w:rPr>
-    </w:lvl>
-    <w:lvl w:ilvl="8" w:tentative="1">
-      <w:start w:val="1"/>
-      <w:numFmt w:val="bullet"/>
-      <w:lvlText w:val=""/>
-      <w:lvlJc w:val="left"/>
-      <w:pPr>
-        <w:tabs>
-          <w:tab w:val="num" w:pos="6480"/>
-        </w:tabs>
-        <w:ind w:left="6480" w:hanging="360"/>
-      </w:pPr>
-      <w:rPr>
-        <w:rFonts w:ascii="Wingdings" w:hAnsi="Wingdings" w:hint="default"/>
-        <w:sz w:val="20"/>
-      </w:rPr>
-    </w:lvl>
-  </w:abstractNum>
-  <w:abstractNum w:abstractNumId="7" w15:restartNumberingAfterBreak="0">
-    <w:nsid w:val="35FF2FA0"/>
-    <w:multiLevelType w:val="multilevel"/>
-    <w:tmpl w:val="A4A82A62"/>
-    <w:lvl w:ilvl="0">
-      <w:start w:val="1"/>
-      <w:numFmt w:val="bullet"/>
-      <w:lvlText w:val=""/>
-      <w:lvlJc w:val="left"/>
-      <w:pPr>
-        <w:tabs>
-          <w:tab w:val="num" w:pos="720"/>
-        </w:tabs>
-        <w:ind w:left="720" w:hanging="360"/>
-      </w:pPr>
-      <w:rPr>
-        <w:rFonts w:ascii="Symbol" w:hAnsi="Symbol" w:hint="default"/>
-        <w:sz w:val="20"/>
-      </w:rPr>
-    </w:lvl>
-    <w:lvl w:ilvl="1" w:tentative="1">
-      <w:start w:val="1"/>
-      <w:numFmt w:val="bullet"/>
-      <w:lvlText w:val="o"/>
-      <w:lvlJc w:val="left"/>
-      <w:pPr>
-        <w:tabs>
-          <w:tab w:val="num" w:pos="1440"/>
-        </w:tabs>
-        <w:ind w:left="1440" w:hanging="360"/>
-      </w:pPr>
-      <w:rPr>
-        <w:rFonts w:ascii="Courier New" w:hAnsi="Courier New" w:hint="default"/>
-        <w:sz w:val="20"/>
-      </w:rPr>
-    </w:lvl>
-    <w:lvl w:ilvl="2" w:tentative="1">
-      <w:start w:val="1"/>
-      <w:numFmt w:val="bullet"/>
-      <w:lvlText w:val=""/>
-      <w:lvlJc w:val="left"/>
-      <w:pPr>
-        <w:tabs>
-          <w:tab w:val="num" w:pos="2160"/>
-        </w:tabs>
-        <w:ind w:left="2160" w:hanging="360"/>
-      </w:pPr>
-      <w:rPr>
-        <w:rFonts w:ascii="Wingdings" w:hAnsi="Wingdings" w:hint="default"/>
-        <w:sz w:val="20"/>
-      </w:rPr>
-    </w:lvl>
-    <w:lvl w:ilvl="3" w:tentative="1">
-      <w:start w:val="1"/>
-      <w:numFmt w:val="bullet"/>
-      <w:lvlText w:val=""/>
-      <w:lvlJc w:val="left"/>
-      <w:pPr>
-        <w:tabs>
-          <w:tab w:val="num" w:pos="2880"/>
-        </w:tabs>
-        <w:ind w:left="2880" w:hanging="360"/>
-      </w:pPr>
-      <w:rPr>
-        <w:rFonts w:ascii="Wingdings" w:hAnsi="Wingdings" w:hint="default"/>
-        <w:sz w:val="20"/>
-      </w:rPr>
-    </w:lvl>
-    <w:lvl w:ilvl="4" w:tentative="1">
-      <w:start w:val="1"/>
-      <w:numFmt w:val="bullet"/>
-      <w:lvlText w:val=""/>
-      <w:lvlJc w:val="left"/>
-      <w:pPr>
-        <w:tabs>
-          <w:tab w:val="num" w:pos="3600"/>
-        </w:tabs>
-        <w:ind w:left="3600" w:hanging="360"/>
-      </w:pPr>
-      <w:rPr>
-        <w:rFonts w:ascii="Wingdings" w:hAnsi="Wingdings" w:hint="default"/>
-        <w:sz w:val="20"/>
-      </w:rPr>
-    </w:lvl>
-    <w:lvl w:ilvl="5" w:tentative="1">
-      <w:start w:val="1"/>
-      <w:numFmt w:val="bullet"/>
-      <w:lvlText w:val=""/>
-      <w:lvlJc w:val="left"/>
-      <w:pPr>
-        <w:tabs>
-          <w:tab w:val="num" w:pos="4320"/>
-        </w:tabs>
-        <w:ind w:left="4320" w:hanging="360"/>
-      </w:pPr>
-      <w:rPr>
-        <w:rFonts w:ascii="Wingdings" w:hAnsi="Wingdings" w:hint="default"/>
-        <w:sz w:val="20"/>
-      </w:rPr>
-    </w:lvl>
-    <w:lvl w:ilvl="6" w:tentative="1">
-      <w:start w:val="1"/>
-      <w:numFmt w:val="bullet"/>
-      <w:lvlText w:val=""/>
-      <w:lvlJc w:val="left"/>
-      <w:pPr>
-        <w:tabs>
-          <w:tab w:val="num" w:pos="5040"/>
-        </w:tabs>
-        <w:ind w:left="5040" w:hanging="360"/>
-      </w:pPr>
-      <w:rPr>
-        <w:rFonts w:ascii="Wingdings" w:hAnsi="Wingdings" w:hint="default"/>
-        <w:sz w:val="20"/>
-      </w:rPr>
-    </w:lvl>
-    <w:lvl w:ilvl="7" w:tentative="1">
-      <w:start w:val="1"/>
-      <w:numFmt w:val="bullet"/>
-      <w:lvlText w:val=""/>
-      <w:lvlJc w:val="left"/>
-      <w:pPr>
-        <w:tabs>
-          <w:tab w:val="num" w:pos="5760"/>
-        </w:tabs>
-        <w:ind w:left="5760" w:hanging="360"/>
-      </w:pPr>
-      <w:rPr>
-        <w:rFonts w:ascii="Wingdings" w:hAnsi="Wingdings" w:hint="default"/>
-        <w:sz w:val="20"/>
-      </w:rPr>
-    </w:lvl>
-    <w:lvl w:ilvl="8" w:tentative="1">
-      <w:start w:val="1"/>
-      <w:numFmt w:val="bullet"/>
-      <w:lvlText w:val=""/>
-      <w:lvlJc w:val="left"/>
-      <w:pPr>
-        <w:tabs>
-          <w:tab w:val="num" w:pos="6480"/>
-        </w:tabs>
-        <w:ind w:left="6480" w:hanging="360"/>
-      </w:pPr>
-      <w:rPr>
-        <w:rFonts w:ascii="Wingdings" w:hAnsi="Wingdings" w:hint="default"/>
-        <w:sz w:val="20"/>
-      </w:rPr>
-    </w:lvl>
-  </w:abstractNum>
   <w:abstractNum w:abstractNumId="8" w15:restartNumberingAfterBreak="0">
     <w:nsid w:val="3E230960"/>
     <w:multiLevelType w:val="multilevel"/>
@@ -4538,15 +3907,6 @@
       </w:rPr>
     </w:lvl>
   </w:abstractNum>
-  <w:num w:numId="1" w16cid:durableId="651257183">
-    <w:abstractNumId w:val="7"/>
-  </w:num>
-  <w:num w:numId="2" w16cid:durableId="1854570318">
-    <w:abstractNumId w:val="5"/>
-  </w:num>
-  <w:num w:numId="3" w16cid:durableId="1525754279">
-    <w:abstractNumId w:val="6"/>
-  </w:num>
   <w:num w:numId="4" w16cid:durableId="52780197">
     <w:abstractNumId w:val="8"/>
   </w:num>
@@ -4567,9 +3927,6 @@
   </w:num>
   <w:num w:numId="10" w16cid:durableId="873738577">
     <w:abstractNumId w:val="10"/>
-  </w:num>
-  <w:num w:numId="11" w16cid:durableId="1544711197">
-    <w:abstractNumId w:val="2"/>
   </w:num>
   <w:num w:numId="12" w16cid:durableId="210189033">
     <w:abstractNumId w:val="4"/>
@@ -5500,6 +4857,17 @@
       <w:spacing w:val="5"/>
     </w:rPr>
   </w:style>
+  <w:style w:styleId="Hyperlink" w:type="character">
+    <w:name w:val="Hyperlink"/>
+    <w:basedOn w:val="DefaultParagraphFont"/>
+    <w:uiPriority w:val="99"/>
+    <w:unhideWhenUsed/>
+    <w:rsid w:val="00D87CC4"/>
+    <w:rPr>
+      <w:color w:themeColor="hyperlink" w:val="467886"/>
+      <w:u w:val="single"/>
+    </w:rPr>
+  </w:style>
 </w:styles>
 </file>
 
